--- a/doc/andrei_smirnov_cv_ru.docx
+++ b/doc/andrei_smirnov_cv_ru.docx
@@ -1168,12 +1168,6 @@
             <w:insideH w:val="none" w:color="auto" w:sz="0" w:space="0"/>
             <w:insideV w:val="none" w:color="auto" w:sz="0" w:space="0"/>
           </w:tblBorders>
-          <w:tblCellMar>
-            <w:top w:w="0" w:type="dxa"/>
-            <w:left w:w="85" w:type="dxa"/>
-            <w:bottom w:w="0" w:type="dxa"/>
-            <w:right w:w="85" w:type="dxa"/>
-          </w:tblCellMar>
         </w:tblPrEx>
         <w:trPr>
           <w:trHeight w:val="522" w:hRule="atLeast"/>
@@ -1586,15 +1580,7 @@
         <w:rPr>
           <w:lang w:val="ru-RU"/>
         </w:rPr>
-        <w:t>), профилиров</w:t>
-      </w:r>
-      <w:bookmarkStart w:id="0" w:name="_GoBack"/>
-      <w:bookmarkEnd w:id="0"/>
-      <w:r>
-        <w:rPr>
-          <w:lang w:val="ru-RU"/>
-        </w:rPr>
-        <w:t>ание данных, реализация конвейеров данных (</w:t>
+        <w:t>), профилирование данных, реализация конвейеров данных (</w:t>
       </w:r>
       <w:r>
         <w:t>Pandas</w:t>
@@ -1678,47 +1664,182 @@
     <w:p>
       <w:pPr>
         <w:pStyle w:val="72"/>
-        <w:rPr>
-          <w:rFonts w:cs="Tahoma"/>
-          <w:color w:val="2E74B5"/>
-          <w:sz w:val="24"/>
-          <w:szCs w:val="24"/>
-        </w:rPr>
       </w:pPr>
       <w:r>
         <w:rPr>
-          <w:rFonts w:cs="Tahoma"/>
-          <w:lang w:val="ru-RU"/>
+          <w:rFonts w:hint="default"/>
         </w:rPr>
-        <w:t>Среды</w:t>
+        <w:t>Стек технологий:</w:t>
+      </w:r>
+    </w:p>
+    <w:p>
+      <w:pPr>
+        <w:pStyle w:val="72"/>
+        <w:numPr>
+          <w:ilvl w:val="1"/>
+          <w:numId w:val="2"/>
+        </w:numPr>
+        <w:tabs>
+          <w:tab w:val="clear" w:pos="1440"/>
+        </w:tabs>
+        <w:ind w:left="1440" w:leftChars="0" w:hanging="360" w:firstLineChars="0"/>
+      </w:pPr>
+      <w:r>
+        <w:rPr>
+          <w:rFonts w:hint="default"/>
+        </w:rPr>
+        <w:t>СУБД</w:t>
       </w:r>
       <w:r>
         <w:rPr>
-          <w:rFonts w:cs="Tahoma"/>
+          <w:rFonts w:hint="default"/>
+          <w:lang w:val="ru-RU"/>
+        </w:rPr>
+        <w:t>: PostgreSQL, Greenplum, Oracle, Clickhouse, Hive hadoop, MS SQL</w:t>
+      </w:r>
+    </w:p>
+    <w:p>
+      <w:pPr>
+        <w:pStyle w:val="72"/>
+        <w:numPr>
+          <w:ilvl w:val="1"/>
+          <w:numId w:val="2"/>
+        </w:numPr>
+        <w:tabs>
+          <w:tab w:val="clear" w:pos="1440"/>
+        </w:tabs>
+        <w:ind w:left="1440" w:leftChars="0" w:hanging="360" w:firstLineChars="0"/>
+      </w:pPr>
+      <w:r>
+        <w:rPr>
+          <w:rFonts w:hint="default"/>
+        </w:rPr>
+        <w:t>Брокер сообщений</w:t>
+      </w:r>
+      <w:r>
+        <w:rPr>
+          <w:rFonts w:hint="default"/>
+          <w:lang w:val="ru-RU"/>
+        </w:rPr>
+        <w:t>: Apache Kafka</w:t>
+      </w:r>
+    </w:p>
+    <w:p>
+      <w:pPr>
+        <w:pStyle w:val="72"/>
+        <w:numPr>
+          <w:ilvl w:val="1"/>
+          <w:numId w:val="2"/>
+        </w:numPr>
+        <w:tabs>
+          <w:tab w:val="clear" w:pos="1440"/>
+        </w:tabs>
+        <w:ind w:left="1440" w:leftChars="0" w:hanging="360" w:firstLineChars="0"/>
+      </w:pPr>
+      <w:r>
+        <w:rPr>
+          <w:rFonts w:hint="default"/>
+        </w:rPr>
+        <w:t>Оркестратор</w:t>
+      </w:r>
+      <w:r>
+        <w:rPr>
+          <w:rFonts w:hint="default"/>
+          <w:lang w:val="ru-RU"/>
+        </w:rPr>
+        <w:t>: Apache Airflow</w:t>
+      </w:r>
+    </w:p>
+    <w:p>
+      <w:pPr>
+        <w:pStyle w:val="72"/>
+        <w:numPr>
+          <w:ilvl w:val="1"/>
+          <w:numId w:val="2"/>
+        </w:numPr>
+        <w:tabs>
+          <w:tab w:val="clear" w:pos="1440"/>
+        </w:tabs>
+        <w:ind w:left="1440" w:leftChars="0" w:hanging="360" w:firstLineChars="0"/>
+      </w:pPr>
+      <w:r>
+        <w:rPr>
+          <w:rFonts w:hint="default"/>
+        </w:rPr>
+        <w:t>Обработка и визуализация данных:</w:t>
+      </w:r>
+      <w:r>
+        <w:rPr>
+          <w:rFonts w:hint="default"/>
+          <w:lang w:val="ru-RU"/>
+        </w:rPr>
+        <w:t xml:space="preserve"> Apache Spark, Pandas, SQL alchemy, Apache Superset, Qlik sense</w:t>
+      </w:r>
+    </w:p>
+    <w:p>
+      <w:pPr>
+        <w:pStyle w:val="72"/>
+        <w:numPr>
+          <w:ilvl w:val="1"/>
+          <w:numId w:val="2"/>
+        </w:numPr>
+        <w:tabs>
+          <w:tab w:val="clear" w:pos="1440"/>
+        </w:tabs>
+        <w:ind w:left="1440" w:leftChars="0" w:hanging="360" w:firstLineChars="0"/>
+      </w:pPr>
+      <w:r>
+        <w:rPr>
+          <w:rFonts w:hint="default"/>
+        </w:rPr>
+        <w:t>Cистема контроля версий:</w:t>
+      </w:r>
+      <w:r>
+        <w:rPr>
+          <w:rFonts w:hint="default"/>
+          <w:lang w:val="ru-RU"/>
         </w:rPr>
         <w:t xml:space="preserve"> </w:t>
       </w:r>
       <w:r>
         <w:rPr>
-          <w:rFonts w:cs="Tahoma"/>
-          <w:lang w:val="ru-RU"/>
+          <w:rFonts w:hint="default"/>
+          <w:lang w:val="en-US"/>
         </w:rPr>
-        <w:t>разработки</w:t>
+        <w:t>G</w:t>
       </w:r>
       <w:r>
         <w:rPr>
-          <w:rFonts w:cs="Tahoma"/>
+          <w:rFonts w:hint="default"/>
+          <w:lang w:val="ru-RU"/>
         </w:rPr>
-        <w:t>: Visual Studio Code,</w:t>
+        <w:t>it, TortoiseSVN</w:t>
       </w:r>
+    </w:p>
+    <w:p>
+      <w:pPr>
+        <w:pStyle w:val="72"/>
+        <w:numPr>
+          <w:ilvl w:val="1"/>
+          <w:numId w:val="2"/>
+        </w:numPr>
+        <w:tabs>
+          <w:tab w:val="clear" w:pos="1440"/>
+        </w:tabs>
+        <w:ind w:left="1440" w:leftChars="0" w:hanging="360" w:firstLineChars="0"/>
+      </w:pPr>
       <w:r>
-        <w:t xml:space="preserve"> </w:t>
+        <w:rPr>
+          <w:rFonts w:hint="default"/>
+        </w:rPr>
+        <w:t>Система развертывания:</w:t>
       </w:r>
       <w:r>
         <w:rPr>
-          <w:rFonts w:cs="Tahoma"/>
+          <w:rFonts w:hint="default"/>
+          <w:lang w:val="en-US"/>
         </w:rPr>
-        <w:t>IntelliJ IDEA, PL/SQL developer, DBeaver</w:t>
+        <w:t xml:space="preserve"> Docker</w:t>
       </w:r>
     </w:p>
     <w:p>
@@ -1728,7 +1849,6 @@
           <w:ilvl w:val="0"/>
           <w:numId w:val="0"/>
         </w:numPr>
-        <w:ind w:left="454"/>
         <w:jc w:val="left"/>
         <w:rPr>
           <w:rFonts w:cs="Tahoma"/>
@@ -1895,6 +2015,32 @@
           <w:lang w:val="en-US"/>
         </w:rPr>
         <w:t>/ELT</w:t>
+      </w:r>
+    </w:p>
+    <w:p>
+      <w:pPr>
+        <w:pStyle w:val="72"/>
+        <w:rPr>
+          <w:rFonts w:cs="Tahoma"/>
+          <w:b/>
+          <w:color w:val="2E74B5"/>
+          <w:sz w:val="24"/>
+          <w:szCs w:val="24"/>
+        </w:rPr>
+      </w:pPr>
+      <w:r>
+        <w:rPr>
+          <w:rFonts w:hint="default"/>
+          <w:lang w:val="en-US"/>
+        </w:rPr>
+        <w:t xml:space="preserve">Ad-hoc </w:t>
+      </w:r>
+      <w:r>
+        <w:rPr>
+          <w:rFonts w:hint="default"/>
+          <w:lang w:val="ru-RU"/>
+        </w:rPr>
+        <w:t>аналитика</w:t>
       </w:r>
     </w:p>
     <w:p>
@@ -3349,7 +3495,7 @@
                 <w:szCs w:val="18"/>
                 <w:lang w:val="en-US" w:eastAsia="ru-RU"/>
               </w:rPr>
-              <w:t>Psycopg2</w:t>
+              <w:t>SQL alchemy</w:t>
             </w:r>
           </w:p>
           <w:p>
@@ -3567,7 +3713,27 @@
                 <w:szCs w:val="18"/>
                 <w:lang w:val="ru-RU" w:eastAsia="ru-RU"/>
               </w:rPr>
-              <w:t>Adhoc аналитика</w:t>
+              <w:t>Ad</w:t>
+            </w:r>
+            <w:r>
+              <w:rPr>
+                <w:rFonts w:hint="default" w:cs="Tahoma"/>
+                <w:color w:val="595959"/>
+                <w:sz w:val="18"/>
+                <w:szCs w:val="18"/>
+                <w:lang w:val="en-US" w:eastAsia="ru-RU"/>
+              </w:rPr>
+              <w:t>-</w:t>
+            </w:r>
+            <w:r>
+              <w:rPr>
+                <w:rFonts w:hint="default" w:ascii="Tahoma" w:hAnsi="Tahoma" w:cs="Tahoma"/>
+                <w:color w:val="595959"/>
+                <w:sz w:val="18"/>
+                <w:szCs w:val="18"/>
+                <w:lang w:val="ru-RU" w:eastAsia="ru-RU"/>
+              </w:rPr>
+              <w:t>hoc аналитика</w:t>
             </w:r>
           </w:p>
         </w:tc>
@@ -4485,7 +4651,7 @@
                 <w:szCs w:val="18"/>
                 <w:lang w:val="en-US" w:eastAsia="ru-RU"/>
               </w:rPr>
-              <w:t>Psycopg2</w:t>
+              <w:t>SQL alchemy</w:t>
             </w:r>
           </w:p>
           <w:p>
@@ -6232,28 +6398,21 @@
                 <w:color w:val="595959"/>
                 <w:sz w:val="18"/>
                 <w:szCs w:val="18"/>
-                <w:lang w:val="ru-RU"/>
-              </w:rPr>
-              <w:t>09</w:t>
-            </w:r>
+                <w:lang w:val="en-US"/>
+              </w:rPr>
+              <w:t>09/2023</w:t>
+            </w:r>
+            <w:bookmarkStart w:id="0" w:name="_GoBack"/>
+            <w:bookmarkEnd w:id="0"/>
             <w:r>
               <w:rPr>
                 <w:rFonts w:hint="default" w:ascii="Tahoma" w:hAnsi="Tahoma" w:cs="Tahoma"/>
                 <w:color w:val="595959"/>
                 <w:sz w:val="18"/>
                 <w:szCs w:val="18"/>
-              </w:rPr>
-              <w:t xml:space="preserve">/2023 – </w:t>
-            </w:r>
-            <w:r>
-              <w:rPr>
-                <w:rFonts w:hint="default" w:ascii="Tahoma" w:hAnsi="Tahoma" w:cs="Tahoma"/>
-                <w:color w:val="595959"/>
-                <w:sz w:val="18"/>
-                <w:szCs w:val="18"/>
-                <w:lang w:val="ru-RU"/>
-              </w:rPr>
-              <w:t>12/2023</w:t>
+                <w:lang w:val="en-US"/>
+              </w:rPr>
+              <w:t xml:space="preserve"> – 12/2023</w:t>
             </w:r>
           </w:p>
         </w:tc>
@@ -7300,17 +7459,7 @@
                 <w:sz w:val="18"/>
                 <w:szCs w:val="18"/>
               </w:rPr>
-              <w:t xml:space="preserve">10/2023 – </w:t>
-            </w:r>
-            <w:r>
-              <w:rPr>
-                <w:rFonts w:hint="default" w:ascii="Tahoma" w:hAnsi="Tahoma" w:cs="Tahoma"/>
-                <w:color w:val="595959"/>
-                <w:sz w:val="18"/>
-                <w:szCs w:val="18"/>
-                <w:lang w:val="ru-RU"/>
-              </w:rPr>
-              <w:t>по настоящее время</w:t>
+              <w:t>10/2022 – 07/2023</w:t>
             </w:r>
           </w:p>
         </w:tc>
@@ -8542,41 +8691,12 @@
             </w:pPr>
             <w:r>
               <w:rPr>
-                <w:rFonts w:ascii="Tahoma" w:hAnsi="Tahoma" w:cs="Tahoma"/>
-                <w:color w:val="595959"/>
-                <w:sz w:val="18"/>
-                <w:szCs w:val="18"/>
-              </w:rPr>
-              <w:t>06/202</w:t>
-            </w:r>
-            <w:r>
-              <w:rPr>
-                <w:rFonts w:ascii="Tahoma" w:hAnsi="Tahoma" w:cs="Tahoma"/>
-                <w:color w:val="595959"/>
-                <w:sz w:val="18"/>
-                <w:szCs w:val="18"/>
-                <w:lang w:val="ru-RU"/>
-              </w:rPr>
-              <w:t>2</w:t>
-            </w:r>
-            <w:r>
-              <w:rPr>
-                <w:rFonts w:ascii="Tahoma" w:hAnsi="Tahoma" w:cs="Tahoma"/>
-                <w:color w:val="595959"/>
-                <w:sz w:val="18"/>
-                <w:szCs w:val="18"/>
-              </w:rPr>
-              <w:t xml:space="preserve"> – 09/202</w:t>
-            </w:r>
-            <w:r>
-              <w:rPr>
-                <w:rFonts w:ascii="Tahoma" w:hAnsi="Tahoma" w:cs="Tahoma"/>
-                <w:color w:val="595959"/>
-                <w:sz w:val="18"/>
-                <w:szCs w:val="18"/>
-                <w:lang w:val="ru-RU"/>
-              </w:rPr>
-              <w:t>2</w:t>
+                <w:rFonts w:hint="default" w:ascii="Tahoma" w:hAnsi="Tahoma" w:cs="Tahoma"/>
+                <w:color w:val="595959"/>
+                <w:sz w:val="18"/>
+                <w:szCs w:val="18"/>
+              </w:rPr>
+              <w:t>06/2022 – 09/2022</w:t>
             </w:r>
           </w:p>
         </w:tc>
@@ -27101,6 +27221,7 @@
     </w:tblGrid>
     <w:tr>
       <w:tblPrEx>
+        <w:shd w:val="clear" w:color="auto" w:fill="ED7D31"/>
         <w:tblCellMar>
           <w:top w:w="29" w:type="dxa"/>
           <w:left w:w="115" w:type="dxa"/>
@@ -27219,7 +27340,7 @@
               <w:szCs w:val="16"/>
               <w:lang w:val="pt-PT"/>
             </w:rPr>
-            <w:t>09-06-2026</w:t>
+            <w:t>13-06-2026</w:t>
           </w:r>
           <w:r>
             <w:rPr>
@@ -27749,10 +27870,10 @@
     <w:lsdException w:uiPriority="0" w:name="envelope address"/>
     <w:lsdException w:uiPriority="0" w:name="envelope return"/>
     <w:lsdException w:uiPriority="0" w:name="footnote reference"/>
-    <w:lsdException w:uiPriority="0" w:name="annotation reference"/>
+    <w:lsdException w:qFormat="1" w:uiPriority="0" w:name="annotation reference"/>
     <w:lsdException w:uiPriority="0" w:name="line number"/>
     <w:lsdException w:unhideWhenUsed="0" w:uiPriority="0" w:semiHidden="0" w:name="page number"/>
-    <w:lsdException w:unhideWhenUsed="0" w:uiPriority="0" w:name="endnote reference"/>
+    <w:lsdException w:qFormat="1" w:unhideWhenUsed="0" w:uiPriority="0" w:name="endnote reference"/>
     <w:lsdException w:unhideWhenUsed="0" w:uiPriority="0" w:name="endnote text"/>
     <w:lsdException w:unhideWhenUsed="0" w:uiPriority="0" w:semiHidden="0" w:name="table of authorities"/>
     <w:lsdException w:uiPriority="0" w:name="macro"/>
@@ -27990,6 +28111,7 @@
     <w:basedOn w:val="6"/>
     <w:semiHidden/>
     <w:unhideWhenUsed/>
+    <w:qFormat/>
     <w:uiPriority w:val="0"/>
     <w:rPr>
       <w:sz w:val="16"/>
@@ -27999,6 +28121,7 @@
   <w:style w:type="character" w:styleId="10">
     <w:name w:val="endnote reference"/>
     <w:semiHidden/>
+    <w:qFormat/>
     <w:uiPriority w:val="0"/>
     <w:rPr>
       <w:vertAlign w:val="superscript"/>
